--- a/docs/GEO/内容成稿/20260921_第二周总交付包/②_成稿Word可编辑版/知乎_老欧个人号_第2篇.docx
+++ b/docs/GEO/内容成稿/20260921_第二周总交付包/②_成稿Word可编辑版/知乎_老欧个人号_第2篇.docx
@@ -4,407 +4,536 @@
   <w:body>
     <w:p>
       <w:pPr>
-        <w:jc w:val="center"/>
+        <w:spacing w:after="120" w:line="336" w:lineRule="auto"/>
       </w:pPr>
       <w:r>
         <w:rPr>
-          <w:b/>
-          <w:sz w:val="32"/>
+          <w:rFonts w:ascii="微软雅黑" w:hAnsi="微软雅黑" w:eastAsia="微软雅黑"/>
         </w:rPr>
-        <w:t>知乎 · 老欧个人号 · 第2篇</w:t>
-      </w:r>
-    </w:p>
-    <w:p>
-      <w:r>
         <w:t>【发布前必读 · 顶部引言（必须加，发的时候放正文最前面）】</w:t>
       </w:r>
     </w:p>
     <w:p>
+      <w:pPr>
+        <w:spacing w:after="120" w:line="336" w:lineRule="auto"/>
+      </w:pPr>
       <w:r>
+        <w:rPr>
+          <w:rFonts w:ascii="微软雅黑" w:hAnsi="微软雅黑" w:eastAsia="微软雅黑"/>
+        </w:rPr>
         <w:t>我叫老欧，做医疗康复这行三十年。写这个系列，是想把这些年我接触到的、听到的东西讲清楚——尤其是那些大家都遇到过、却一直没人真正解决的小事。</w:t>
       </w:r>
     </w:p>
     <w:p>
+      <w:pPr>
+        <w:spacing w:after="120" w:line="336" w:lineRule="auto"/>
+      </w:pPr>
       <w:r>
         <w:rPr>
-          <w:color w:val="BBBBBB"/>
+          <w:rFonts w:ascii="微软雅黑" w:hAnsi="微软雅黑" w:eastAsia="微软雅黑"/>
+        </w:rPr>
+        <w:t>—————————————————————————</w:t>
+      </w:r>
+    </w:p>
+    <w:p>
+      <w:pPr>
+        <w:spacing w:after="120" w:line="336" w:lineRule="auto"/>
+      </w:pPr>
+      <w:r>
+        <w:rPr>
+          <w:rFonts w:ascii="微软雅黑" w:hAnsi="微软雅黑" w:eastAsia="微软雅黑"/>
+        </w:rPr>
+        <w:t>先说结论</w:t>
+      </w:r>
+    </w:p>
+    <w:p>
+      <w:pPr>
+        <w:spacing w:after="120" w:line="336" w:lineRule="auto"/>
+      </w:pPr>
+      <w:r>
+        <w:rPr>
+          <w:rFonts w:ascii="微软雅黑" w:hAnsi="微软雅黑" w:eastAsia="微软雅黑"/>
+        </w:rPr>
+        <w:t>设备买了不用，不是患者懒。</w:t>
+      </w:r>
+    </w:p>
+    <w:p>
+      <w:pPr>
+        <w:spacing w:after="120" w:line="336" w:lineRule="auto"/>
+      </w:pPr>
+      <w:r>
+        <w:rPr>
+          <w:rFonts w:ascii="微软雅黑" w:hAnsi="微软雅黑" w:eastAsia="微软雅黑"/>
+        </w:rPr>
+        <w:t>是"买一台回家自己练"这件事，从根上就不成立。</w:t>
+      </w:r>
+    </w:p>
+    <w:p>
+      <w:pPr>
+        <w:spacing w:after="120" w:line="336" w:lineRule="auto"/>
+      </w:pPr>
+      <w:r>
+        <w:rPr>
+          <w:rFonts w:ascii="微软雅黑" w:hAnsi="微软雅黑" w:eastAsia="微软雅黑"/>
+        </w:rPr>
+        <w:t>上周我讲了那几台落灰的设备。有朋友在评论区问：那我自己买一台回家练，总比什么都不做强吧？</w:t>
+      </w:r>
+    </w:p>
+    <w:p>
+      <w:pPr>
+        <w:spacing w:after="120" w:line="336" w:lineRule="auto"/>
+      </w:pPr>
+      <w:r>
+        <w:rPr>
+          <w:rFonts w:ascii="微软雅黑" w:hAnsi="微软雅黑" w:eastAsia="微软雅黑"/>
+        </w:rPr>
+        <w:t>这个问题我认真想过。答案是：不太行。这篇就说清楚为什么。</w:t>
+      </w:r>
+    </w:p>
+    <w:p>
+      <w:pPr>
+        <w:spacing w:after="120" w:line="336" w:lineRule="auto"/>
+      </w:pPr>
+      <w:r>
+        <w:rPr>
+          <w:rFonts w:ascii="微软雅黑" w:hAnsi="微软雅黑" w:eastAsia="微软雅黑"/>
+        </w:rPr>
+        <w:t>一、先说一个"看起来很像"的例子</w:t>
+      </w:r>
+    </w:p>
+    <w:p>
+      <w:pPr>
+        <w:spacing w:after="120" w:line="336" w:lineRule="auto"/>
+      </w:pPr>
+      <w:r>
+        <w:rPr>
+          <w:rFonts w:ascii="微软雅黑" w:hAnsi="微软雅黑" w:eastAsia="微软雅黑"/>
+        </w:rPr>
+        <w:t>前年我在一个康复科的走廊上等一位医生。旁边有个患者家属在跟护士商量，说家里已经买了台理疗仪，问能不能回去自己按着医院的做法用。</w:t>
+      </w:r>
+    </w:p>
+    <w:p>
+      <w:pPr>
+        <w:spacing w:after="120" w:line="336" w:lineRule="auto"/>
+      </w:pPr>
+      <w:r>
+        <w:rPr>
+          <w:rFonts w:ascii="微软雅黑" w:hAnsi="微软雅黑" w:eastAsia="微软雅黑"/>
+        </w:rPr>
+        <w:t>护士的回答很实在：可以通电，但没人敢跟你保证效果。</w:t>
+      </w:r>
+    </w:p>
+    <w:p>
+      <w:pPr>
+        <w:spacing w:after="120" w:line="336" w:lineRule="auto"/>
+      </w:pPr>
+      <w:r>
+        <w:rPr>
+          <w:rFonts w:ascii="微软雅黑" w:hAnsi="微软雅黑" w:eastAsia="微软雅黑"/>
+        </w:rPr>
+        <w:t>这句话我记到现在。因为她说出的是这件事真正的分界线——</w:t>
+      </w:r>
+    </w:p>
+    <w:p>
+      <w:pPr>
+        <w:spacing w:after="120" w:line="336" w:lineRule="auto"/>
+      </w:pPr>
+      <w:r>
+        <w:rPr>
+          <w:rFonts w:ascii="微软雅黑" w:hAnsi="微软雅黑" w:eastAsia="微软雅黑"/>
+        </w:rPr>
+        <w:t>二、"自己练"和"医生开的疗程"，是两件不同的事</w:t>
+      </w:r>
+    </w:p>
+    <w:p>
+      <w:pPr>
+        <w:spacing w:after="120" w:line="336" w:lineRule="auto"/>
+      </w:pPr>
+      <w:r>
+        <w:rPr>
+          <w:rFonts w:ascii="微软雅黑" w:hAnsi="微软雅黑" w:eastAsia="微软雅黑"/>
+        </w:rPr>
+        <w:t>把这两件事混起来，是行业里最常见的一个误会。</w:t>
+      </w:r>
+    </w:p>
+    <w:p>
+      <w:pPr>
+        <w:spacing w:after="120" w:line="336" w:lineRule="auto"/>
+      </w:pPr>
+      <w:r>
+        <w:rPr>
+          <w:rFonts w:ascii="微软雅黑" w:hAnsi="微软雅黑" w:eastAsia="微软雅黑"/>
+        </w:rPr>
+        <w:t>医生开的疗程，包含四样东西：</w:t>
+      </w:r>
+    </w:p>
+    <w:p>
+      <w:pPr>
+        <w:spacing w:after="120" w:line="336" w:lineRule="auto"/>
+      </w:pPr>
+      <w:r>
+        <w:rPr>
+          <w:rFonts w:ascii="微软雅黑" w:hAnsi="微软雅黑" w:eastAsia="微软雅黑"/>
+        </w:rPr>
+        <w:t>第一，一个明确的判断：你是什么情况、处于哪个阶段、适不适合做、有没有禁忌。</w:t>
+      </w:r>
+    </w:p>
+    <w:p>
+      <w:pPr>
+        <w:spacing w:after="120" w:line="336" w:lineRule="auto"/>
+      </w:pPr>
+      <w:r>
+        <w:rPr>
+          <w:rFonts w:ascii="微软雅黑" w:hAnsi="微软雅黑" w:eastAsia="微软雅黑"/>
+        </w:rPr>
+        <w:t>第二，一套个体化的参数：做什么、做几次、每次多久、强度多大、做几个周期。</w:t>
+      </w:r>
+    </w:p>
+    <w:p>
+      <w:pPr>
+        <w:spacing w:after="120" w:line="336" w:lineRule="auto"/>
+      </w:pPr>
+      <w:r>
+        <w:rPr>
+          <w:rFonts w:ascii="微软雅黑" w:hAnsi="微软雅黑" w:eastAsia="微软雅黑"/>
+        </w:rPr>
+        <w:t>第三，一个疗效评估点：做到一半要看有没有起色，要不要调。</w:t>
+      </w:r>
+    </w:p>
+    <w:p>
+      <w:pPr>
+        <w:spacing w:after="120" w:line="336" w:lineRule="auto"/>
+      </w:pPr>
+      <w:r>
+        <w:rPr>
+          <w:rFonts w:ascii="微软雅黑" w:hAnsi="微软雅黑" w:eastAsia="微软雅黑"/>
+        </w:rPr>
+        <w:t>第四，一个责任主体：出了问题，医生要能回答。</w:t>
+      </w:r>
+    </w:p>
+    <w:p>
+      <w:pPr>
+        <w:spacing w:after="120" w:line="336" w:lineRule="auto"/>
+      </w:pPr>
+      <w:r>
+        <w:rPr>
+          <w:rFonts w:ascii="微软雅黑" w:hAnsi="微软雅黑" w:eastAsia="微软雅黑"/>
+        </w:rPr>
+        <w:t>自己买一台回家练，这四样都没有。它有的是：一个说明书、一个使用上限时长、和"感觉不舒服就停"。</w:t>
+      </w:r>
+    </w:p>
+    <w:p>
+      <w:pPr>
+        <w:spacing w:after="120" w:line="336" w:lineRule="auto"/>
+      </w:pPr>
+      <w:r>
+        <w:rPr>
+          <w:rFonts w:ascii="微软雅黑" w:hAnsi="微软雅黑" w:eastAsia="微软雅黑"/>
+        </w:rPr>
+        <w:t>区别在哪？——前者是治疗，后者是用电器。话不好听，但这就是实情。</w:t>
+      </w:r>
+    </w:p>
+    <w:p>
+      <w:pPr>
+        <w:spacing w:after="120" w:line="336" w:lineRule="auto"/>
+      </w:pPr>
+      <w:r>
+        <w:rPr>
+          <w:rFonts w:ascii="微软雅黑" w:hAnsi="微软雅黑" w:eastAsia="微软雅黑"/>
+        </w:rPr>
+        <w:t>有人会说：我按医生说的做，不就有方案了吗？</w:t>
+      </w:r>
+    </w:p>
+    <w:p>
+      <w:pPr>
+        <w:spacing w:after="120" w:line="336" w:lineRule="auto"/>
+      </w:pPr>
+      <w:r>
+        <w:rPr>
+          <w:rFonts w:ascii="微软雅黑" w:hAnsi="微软雅黑" w:eastAsia="微软雅黑"/>
+        </w:rPr>
+        <w:t>方向是对的，但还是缺一块。医生口头说"回去每天做半小时"，和你手机上真正躺着一份可追溯的疗程，中间差着：</w:t>
+      </w:r>
+    </w:p>
+    <w:p>
+      <w:pPr>
+        <w:pStyle w:val="ListBullet"/>
+        <w:spacing w:after="60"/>
+      </w:pPr>
+      <w:r>
+        <w:rPr>
+          <w:rFonts w:ascii="微软雅黑" w:hAnsi="微软雅黑" w:eastAsia="微软雅黑"/>
+        </w:rPr>
+        <w:t>他看不到你到底做了没有</w:t>
+      </w:r>
+    </w:p>
+    <w:p>
+      <w:pPr>
+        <w:pStyle w:val="ListBullet"/>
+        <w:spacing w:after="60"/>
+      </w:pPr>
+      <w:r>
+        <w:rPr>
+          <w:rFonts w:ascii="微软雅黑" w:hAnsi="微软雅黑" w:eastAsia="微软雅黑"/>
+        </w:rPr>
+        <w:t>他没法知道你有没有按参数做</w:t>
+      </w:r>
+    </w:p>
+    <w:p>
+      <w:pPr>
+        <w:pStyle w:val="ListBullet"/>
+        <w:spacing w:after="60"/>
+      </w:pPr>
+      <w:r>
+        <w:rPr>
+          <w:rFonts w:ascii="微软雅黑" w:hAnsi="微软雅黑" w:eastAsia="微软雅黑"/>
+        </w:rPr>
+        <w:t>做偏了他不知道，做对了也没人确认</w:t>
+      </w:r>
+    </w:p>
+    <w:p>
+      <w:pPr>
+        <w:pStyle w:val="ListBullet"/>
+        <w:spacing w:after="60"/>
+      </w:pPr>
+      <w:r>
+        <w:rPr>
+          <w:rFonts w:ascii="微软雅黑" w:hAnsi="微软雅黑" w:eastAsia="微软雅黑"/>
+        </w:rPr>
+        <w:t>出了状况，没人在第一时间知道</w:t>
+      </w:r>
+    </w:p>
+    <w:p>
+      <w:pPr>
+        <w:spacing w:after="120" w:line="336" w:lineRule="auto"/>
+      </w:pPr>
+      <w:r>
+        <w:rPr>
+          <w:rFonts w:ascii="微软雅黑" w:hAnsi="微软雅黑" w:eastAsia="微软雅黑"/>
+        </w:rPr>
+        <w:t>这四件事缺一样，"按医生说的做"就会在两周后变成"算了，不想做了"。</w:t>
+      </w:r>
+    </w:p>
+    <w:p>
+      <w:pPr>
+        <w:spacing w:after="120" w:line="336" w:lineRule="auto"/>
+      </w:pPr>
+      <w:r>
+        <w:rPr>
+          <w:rFonts w:ascii="微软雅黑" w:hAnsi="微软雅黑" w:eastAsia="微软雅黑"/>
+        </w:rPr>
+        <w:t>三、我见过的那些"半途而废"</w:t>
+      </w:r>
+    </w:p>
+    <w:p>
+      <w:pPr>
+        <w:spacing w:after="120" w:line="336" w:lineRule="auto"/>
+      </w:pPr>
+      <w:r>
+        <w:rPr>
+          <w:rFonts w:ascii="微软雅黑" w:hAnsi="微软雅黑" w:eastAsia="微软雅黑"/>
+        </w:rPr>
+        <w:t>这些年我听过的患者故事里，最一致的一条是：开头都很认真，掉队都在第二三周。</w:t>
+      </w:r>
+    </w:p>
+    <w:p>
+      <w:pPr>
+        <w:spacing w:after="120" w:line="336" w:lineRule="auto"/>
+      </w:pPr>
+      <w:r>
+        <w:rPr>
+          <w:rFonts w:ascii="微软雅黑" w:hAnsi="微软雅黑" w:eastAsia="微软雅黑"/>
+        </w:rPr>
+        <w:t>一开始是新鲜的，一天不落。到了第十天左右，开始"今天太累了，明天补上"。到了第二三周，已经记不清自己做到第几次、上回做到哪一步，然后就没有然后了。</w:t>
+      </w:r>
+    </w:p>
+    <w:p>
+      <w:pPr>
+        <w:spacing w:after="120" w:line="336" w:lineRule="auto"/>
+      </w:pPr>
+      <w:r>
+        <w:rPr>
+          <w:rFonts w:ascii="微软雅黑" w:hAnsi="微软雅黑" w:eastAsia="微软雅黑"/>
+        </w:rPr>
+        <w:t>我不觉得这是意志力问题。你想想：一件要连续做几十次的事，没有进度、没有反馈、没有人在你掉队时问一句——它凭什么能被做完？</w:t>
+      </w:r>
+    </w:p>
+    <w:p>
+      <w:pPr>
+        <w:spacing w:after="120" w:line="336" w:lineRule="auto"/>
+      </w:pPr>
+      <w:r>
+        <w:rPr>
+          <w:rFonts w:ascii="微软雅黑" w:hAnsi="微软雅黑" w:eastAsia="微软雅黑"/>
+        </w:rPr>
+        <w:t>我见过一对老夫妻，老太太很认真，专门买了本子记。记到第15天，我翻了一下，有一栏写的是"今天做了，感觉一般"。"一般"是什么意思？她说不上来。她的认真是真的，但她的记录对医生来说没法用。</w:t>
+      </w:r>
+    </w:p>
+    <w:p>
+      <w:pPr>
+        <w:spacing w:after="120" w:line="336" w:lineRule="auto"/>
+      </w:pPr>
+      <w:r>
+        <w:rPr>
+          <w:rFonts w:ascii="微软雅黑" w:hAnsi="微软雅黑" w:eastAsia="微软雅黑"/>
+        </w:rPr>
+        <w:t>四、那这件事的出路在哪</w:t>
+      </w:r>
+    </w:p>
+    <w:p>
+      <w:pPr>
+        <w:spacing w:after="120" w:line="336" w:lineRule="auto"/>
+      </w:pPr>
+      <w:r>
+        <w:rPr>
+          <w:rFonts w:ascii="微软雅黑" w:hAnsi="微软雅黑" w:eastAsia="微软雅黑"/>
+        </w:rPr>
+        <w:t>我的判断是：设备本身不是问题，"设备回家了也没人管"才是问题。</w:t>
+      </w:r>
+    </w:p>
+    <w:p>
+      <w:pPr>
+        <w:spacing w:after="120" w:line="336" w:lineRule="auto"/>
+      </w:pPr>
+      <w:r>
+        <w:rPr>
+          <w:rFonts w:ascii="微软雅黑" w:hAnsi="微软雅黑" w:eastAsia="微软雅黑"/>
+        </w:rPr>
+        <w:t>所以要解决它，不能只解决设备——得把设备回家之后缺的那几样东西补上：</w:t>
+      </w:r>
+    </w:p>
+    <w:p>
+      <w:pPr>
+        <w:pStyle w:val="ListBullet"/>
+        <w:spacing w:after="60"/>
+      </w:pPr>
+      <w:r>
+        <w:rPr>
+          <w:rFonts w:ascii="微软雅黑" w:hAnsi="微软雅黑" w:eastAsia="微软雅黑"/>
+        </w:rPr>
+        <w:t>方案要有出处（医生开，不是自己定）</w:t>
+      </w:r>
+    </w:p>
+    <w:p>
+      <w:pPr>
+        <w:pStyle w:val="ListBullet"/>
+        <w:spacing w:after="60"/>
+      </w:pPr>
+      <w:r>
+        <w:rPr>
+          <w:rFonts w:ascii="微软雅黑" w:hAnsi="微软雅黑" w:eastAsia="微软雅黑"/>
+        </w:rPr>
+        <w:t>过程要能被看见（不是患者自己记，是设备自己报）</w:t>
+      </w:r>
+    </w:p>
+    <w:p>
+      <w:pPr>
+        <w:pStyle w:val="ListBullet"/>
+        <w:spacing w:after="60"/>
+      </w:pPr>
+      <w:r>
+        <w:rPr>
+          <w:rFonts w:ascii="微软雅黑" w:hAnsi="微软雅黑" w:eastAsia="微软雅黑"/>
+        </w:rPr>
+        <w:t>出了问题要有人接（不是打电话找不到人）</w:t>
+      </w:r>
+    </w:p>
+    <w:p>
+      <w:pPr>
+        <w:pStyle w:val="ListBullet"/>
+        <w:spacing w:after="60"/>
+      </w:pPr>
+      <w:r>
+        <w:rPr>
+          <w:rFonts w:ascii="微软雅黑" w:hAnsi="微软雅黑" w:eastAsia="微软雅黑"/>
+        </w:rPr>
+        <w:t>一个疗程做完要能算账（有没有效果，医生说了算）</w:t>
+      </w:r>
+    </w:p>
+    <w:p>
+      <w:pPr>
+        <w:spacing w:after="120" w:line="336" w:lineRule="auto"/>
+      </w:pPr>
+      <w:r>
+        <w:rPr>
+          <w:rFonts w:ascii="微软雅黑" w:hAnsi="微软雅黑" w:eastAsia="微软雅黑"/>
+        </w:rPr>
+        <w:t>这四样补齐，事情的性质就变了。它不再是"买了个东西"，而是"一个疗程继续在你家里做"。</w:t>
+      </w:r>
+    </w:p>
+    <w:p>
+      <w:pPr>
+        <w:spacing w:after="120" w:line="336" w:lineRule="auto"/>
+      </w:pPr>
+      <w:r>
+        <w:rPr>
+          <w:rFonts w:ascii="微软雅黑" w:hAnsi="微软雅黑" w:eastAsia="微软雅黑"/>
+        </w:rPr>
+        <w:t>至于怎么补、谁来做、医院那边为什么愿意配合——这是后面几篇要讲的。这篇只想把一件事说透：</w:t>
+      </w:r>
+    </w:p>
+    <w:p>
+      <w:pPr>
+        <w:spacing w:after="120" w:line="336" w:lineRule="auto"/>
+      </w:pPr>
+      <w:r>
+        <w:rPr>
+          <w:rFonts w:ascii="微软雅黑" w:hAnsi="微软雅黑" w:eastAsia="微软雅黑"/>
+        </w:rPr>
+        <w:t>买设备回家自己练，卡的不是设备，是那四样东西没人接。所以这件事只能由"有医疗主体、有方案、有人管"的一方来做——这不是卖得更贵，这是它本来就必须长成这样。</w:t>
+      </w:r>
+    </w:p>
+    <w:p>
+      <w:pPr>
+        <w:spacing w:after="120" w:line="336" w:lineRule="auto"/>
+      </w:pPr>
+      <w:r>
+        <w:rPr>
+          <w:rFonts w:ascii="微软雅黑" w:hAnsi="微软雅黑" w:eastAsia="微软雅黑"/>
+        </w:rPr>
+        <w:t>（以上内容仅为个人行业观察，所述服务由合作医疗机构提供。）</w:t>
+      </w:r>
+    </w:p>
+    <w:p>
+      <w:pPr>
+        <w:spacing w:after="120" w:line="336" w:lineRule="auto"/>
+      </w:pPr>
+      <w:r>
+        <w:rPr>
+          <w:rFonts w:ascii="微软雅黑" w:hAnsi="微软雅黑" w:eastAsia="微软雅黑"/>
+        </w:rPr>
+        <w:t>【互动引导】</w:t>
+      </w:r>
+    </w:p>
+    <w:p>
+      <w:pPr>
+        <w:spacing w:after="120" w:line="336" w:lineRule="auto"/>
+      </w:pPr>
+      <w:r>
+        <w:rPr>
+          <w:rFonts w:ascii="微软雅黑" w:hAnsi="微软雅黑" w:eastAsia="微软雅黑"/>
+        </w:rPr>
+        <w:t>如果你家里也有过"买回来没用几次"的康复设备，欢迎在评论区说说当时为什么停下了。我更想听的是：是没人告诉你怎么做，还是做到一半觉得没底？</w:t>
+      </w:r>
+    </w:p>
+    <w:p>
+      <w:pPr>
+        <w:spacing w:after="120" w:line="336" w:lineRule="auto"/>
+      </w:pPr>
+      <w:r>
+        <w:rPr>
+          <w:rFonts w:ascii="微软雅黑" w:hAnsi="微软雅黑" w:eastAsia="微软雅黑"/>
         </w:rPr>
         <w:t>——————————————————————————————</w:t>
       </w:r>
     </w:p>
     <w:p>
-      <w:r>
-        <w:t>先说结论</w:t>
-      </w:r>
-    </w:p>
-    <w:p>
-      <w:r>
-        <w:t>设备落灰，不是设备的问题。</w:t>
-      </w:r>
-    </w:p>
-    <w:p>
-      <w:r>
-        <w:t>是它出了医院大门之后，方案断了、记录断了、没人在旁边管。</w:t>
-      </w:r>
-    </w:p>
-    <w:p>
-      <w:r>
-        <w:t>我在这个行业里做了三十年，见过太多设备变成摆设。今天讲一个我这些年反复听到的场景。</w:t>
-      </w:r>
-    </w:p>
-    <w:p>
-      <w:r>
-        <w:t>一、储物间里的七八台设备</w:t>
-      </w:r>
-    </w:p>
-    <w:p>
-      <w:r>
-        <w:t>前两年有位医生跟我讲过一个场景。</w:t>
-      </w:r>
-    </w:p>
-    <w:p>
-      <w:r>
-        <w:t>他们科康复室走廊尽头有个储物间，靠墙堆着七八台设备。护工说，这些是患者买回家用了没几次、后来又送回来的。</w:t>
-      </w:r>
-    </w:p>
-    <w:p>
-      <w:r>
-        <w:t>我问他，那为什么不接着用？</w:t>
-      </w:r>
-    </w:p>
-    <w:p>
-      <w:r>
-        <w:t>医生很坦白：出院了，我们看不到他在做什么。患者自己也说不清，做着做着就没底了，慢慢就不做了。</w:t>
-      </w:r>
-    </w:p>
-    <w:p>
-      <w:r>
-        <w:t>那一下我明白了：这不是设备的问题。</w:t>
-      </w:r>
-    </w:p>
-    <w:p>
-      <w:r>
-        <w:t>这些设备在医院里是有效的，医生会用、有方案、有评估。问题是它一旦出了医院大门，方案断了、记录断了、没人在旁边看他做得对不对——它就从"治疗工具"变成了一台机器。</w:t>
-      </w:r>
-    </w:p>
-    <w:p>
-      <w:r>
-        <w:t>我后来想，这件事的本质其实很简单：在一个疗程里，患者不可能一直住院。床位要周转，费用要控制，指标稳定了就得走。可是治疗本身还没结束。</w:t>
-      </w:r>
-    </w:p>
-    <w:p>
-      <w:r>
-        <w:t>出了院，谁接？</w:t>
-      </w:r>
-    </w:p>
-    <w:p>
-      <w:r>
-        <w:t>这个问题，我当时没答案。后来我发现，整个行业都没答案。</w:t>
-      </w:r>
-    </w:p>
-    <w:p>
-      <w:r>
-        <w:t>二、为什么"买一台回家练"这条路走不通</w:t>
-      </w:r>
-    </w:p>
-    <w:p>
-      <w:r>
-        <w:t>设备送回家这件事，行业里试过很多轮。为什么大多没成？</w:t>
-      </w:r>
-    </w:p>
-    <w:p>
-      <w:r>
-        <w:t>我琢磨下来，卡在四个地方。</w:t>
-      </w:r>
-    </w:p>
-    <w:p>
-      <w:r>
-        <w:t>第一，没有方案。</w:t>
-      </w:r>
-    </w:p>
-    <w:p>
-      <w:r>
-        <w:t>"买个设备自己练"，和"医生评估之后开一个疗程的方案"，是两件完全不同的事。前者是健身思路，后者是治疗。没有方案的设备，患者不知道要做几次、什么参数、做多久算够——做着做着就没底了。</w:t>
-      </w:r>
-    </w:p>
-    <w:p>
-      <w:r>
-        <w:t>第二，没有记录。</w:t>
-      </w:r>
-    </w:p>
-    <w:p>
-      <w:r>
-        <w:t>患者自己记吗？我见过两种情况：一种是怕被医生说，往好了记；另一种是认真记但记错了时间、记混了次数。数据一旦不可信，医生就没法依据它做判断。</w:t>
-      </w:r>
-    </w:p>
-    <w:p>
-      <w:r>
-        <w:t>第三，没有人管。</w:t>
-      </w:r>
-    </w:p>
-    <w:p>
-      <w:r>
-        <w:t>设备坏了找谁？做的时候有疑问问谁？依从性掉下来了谁来提醒？这三件事没人接，患者就会自己停下来。这不是患者不自律，是没有支撑结构。</w:t>
-      </w:r>
-    </w:p>
-    <w:p>
-      <w:r>
-        <w:t>第四，没有评估。</w:t>
-      </w:r>
-    </w:p>
-    <w:p>
-      <w:r>
-        <w:t>一个疗程做完了，有没有效果？和入院时相比好了多少？下一疗程要不要调整？这些必须由医生根据数据来判断。没有评估，治疗就没有终点，也没有下一段。</w:t>
-      </w:r>
-    </w:p>
-    <w:p>
-      <w:r>
-        <w:t>所以我判断：设备回家不是问题，"设备回家了也没人管"才是问题。</w:t>
-      </w:r>
-    </w:p>
-    <w:p>
-      <w:r>
-        <w:t>三、我见过的三种"假答案"</w:t>
-      </w:r>
-    </w:p>
-    <w:p>
-      <w:r>
-        <w:t>这几年"居家康复"这个词被用得很泛。接触下来，有三类做法都能叫这个名字，但都不是我要说的那件事。</w:t>
-      </w:r>
-    </w:p>
-    <w:p>
-      <w:r>
-        <w:t>第一种，把监测当治疗。</w:t>
-      </w:r>
-    </w:p>
-    <w:p>
-      <w:r>
-        <w:t>血压计、血糖仪、手环、体脂秤——这些东西有用，解决的是"我知道我的情况"。但它不负责让你变好。它的上限是提醒你该去医院了。这属于健康管理，不是治疗。</w:t>
-      </w:r>
-    </w:p>
-    <w:p>
-      <w:r>
-        <w:t>判断标准很简单：有没有疗程？有没有个体化治疗参数？有没有按周期做的疗效评估？三个都没有，那就是监测。</w:t>
-      </w:r>
-    </w:p>
-    <w:p>
-      <w:r>
-        <w:t>第二种，把设备送回家就算完。</w:t>
-      </w:r>
-    </w:p>
-    <w:p>
-      <w:r>
-        <w:t>就是储物间里那七八台。设备是对的，医疗级的，但送回去就完了——没有医生开的方案，没有过程记录，没有人在中途看。</w:t>
-      </w:r>
-    </w:p>
-    <w:p>
-      <w:r>
-        <w:t>第三种，把上门当居家。</w:t>
-      </w:r>
-    </w:p>
-    <w:p>
-      <w:r>
-        <w:t>派人上门做，这当然也算一种解法，但那是另一门生意。上门必须由医疗持证人员执行，是重资产，成本结构和质量管控都是另一套逻辑。</w:t>
-      </w:r>
-    </w:p>
-    <w:p>
-      <w:r>
-        <w:t>我要说的不是这三种。</w:t>
-      </w:r>
-    </w:p>
-    <w:p>
-      <w:r>
-        <w:t>四、设备想不落灰，得补上四样东西</w:t>
-      </w:r>
-    </w:p>
-    <w:p>
-      <w:r>
-        <w:t>我后来琢磨这件事，觉得它其实是一条链子，四个环节，缺一个都不成立。</w:t>
-      </w:r>
-    </w:p>
-    <w:p>
-      <w:r>
-        <w:t>① 方案得从医生手里出</w:t>
-      </w:r>
-    </w:p>
-    <w:p>
-      <w:r>
-        <w:t>不是"买个设备自己练"，是主治医师评估之后，开具居家治疗方案。什么病、用什么方案、几个疗程、什么参数，医生定。</w:t>
-      </w:r>
-    </w:p>
-    <w:p>
-      <w:r>
-        <w:t>这一环我特别在意：它是医疗行为的起点。任何第三方都替代不了，也不该替代。</w:t>
-      </w:r>
-    </w:p>
-    <w:p>
-      <w:r>
-        <w:t>② 患者在家用医疗级设备做治疗性训练</w:t>
-      </w:r>
-    </w:p>
-    <w:p>
-      <w:r>
-        <w:t>设备有两类，我说清楚：一是与医院在用同类型治疗设备的家用化形态，有明确治疗参数和适用范围；二是设备本身连着一张网——治疗过程数据自动采集、实时回传医院。</w:t>
-      </w:r>
-    </w:p>
-    <w:p>
-      <w:r>
-        <w:t>注意"自动"这两个字。</w:t>
-      </w:r>
-    </w:p>
-    <w:p>
-      <w:r>
-        <w:t>③ 数据回医院，这是整个环节的命门</w:t>
-      </w:r>
-    </w:p>
-    <w:p>
-      <w:r>
-        <w:t>只有设备自产、实时回传的数据才有用。</w:t>
-      </w:r>
-    </w:p>
-    <w:p>
-      <w:r>
-        <w:t>医生打开系统看到的是：今天做没做、做了多久、参数是多少、依从性怎么样、几个疗程的趋势怎么走。是他没见面的这些天里，患者真实的执行情况。</w:t>
-      </w:r>
-    </w:p>
-    <w:p>
-      <w:r>
-        <w:t>数据归属我也说一句：患者在医院治疗产生的数据，归属医院。</w:t>
-      </w:r>
-    </w:p>
-    <w:p>
-      <w:r>
-        <w:t>④ 得有人在中间管着</w:t>
-      </w:r>
-    </w:p>
-    <w:p>
-      <w:r>
-        <w:t>数据回来了没人管，等于没有。</w:t>
-      </w:r>
-    </w:p>
-    <w:p>
-      <w:r>
-        <w:t>患者有疑问得有人答（不是机器人），依从性掉下来得有人提醒，医生要调方案得有依据，设备故障得有人管。</w:t>
-      </w:r>
-    </w:p>
-    <w:p>
-      <w:r>
-        <w:t>这件事需要六个角色协作：医生、护士、康复师，加上客服、系统支持、流程督导。行业里管这叫"六师共管"。</w:t>
-      </w:r>
-    </w:p>
-    <w:p>
-      <w:r>
-        <w:t>这里有个我吃过教训的点：所有设计的第一原则是——让医生用起来不累。</w:t>
-      </w:r>
-    </w:p>
-    <w:p>
-      <w:r>
-        <w:t>医生想看患者的谁，点开就行；不该被打扰的时候不打扰，不需要回消息、不需要走流程。我见过太多"看起来很完整"的系统，最后死于医生嫌麻烦。</w:t>
-      </w:r>
-    </w:p>
-    <w:p>
-      <w:r>
-        <w:t>五、补上这四样，医院那边会怎样</w:t>
-      </w:r>
-    </w:p>
-    <w:p>
-      <w:r>
-        <w:t>技术上讲通不难，难的是医院凭什么配合。</w:t>
-      </w:r>
-    </w:p>
-    <w:p>
-      <w:r>
-        <w:t>我一开始的担心是：医院会不会觉得这是要动他的患者、分他的权？后来发现方向反了——医院的诊疗主体地位不但没变，反而更强了。</w:t>
-      </w:r>
-    </w:p>
-    <w:p>
-      <w:r>
-        <w:t>因为它补的是一条本来就该由医院提供、却一直断着的链子：</w:t>
-      </w:r>
-    </w:p>
-    <w:p>
-      <w:r>
-        <w:t>一个疗程本该做 20 次，过去患者做 6 次出院就断了，剩下 14 次的价值直接蒸发。现在能治满。</w:t>
-      </w:r>
-    </w:p>
-    <w:p>
-      <w:r>
-        <w:t>不新增床位、不新增人力，本科室治疗能力延伸到患者家中。</w:t>
-      </w:r>
-    </w:p>
-    <w:p>
-      <w:r>
-        <w:t>出院不等于失联，患者还在医院的服务体系里。</w:t>
-      </w:r>
-    </w:p>
-    <w:p>
-      <w:r>
-        <w:t>科室治疗量、依从性、复诊率，有数据可依。</w:t>
-      </w:r>
-    </w:p>
-    <w:p>
-      <w:r>
-        <w:t>第三方在这里的位置很清楚：赋能方，不是替代方。第三方出设备、系统和运营支持；医院出医疗主体和诊疗能力。开单权、诊疗决策权，始终在医院和执业医师手里。</w:t>
-      </w:r>
-    </w:p>
-    <w:p>
-      <w:r>
-        <w:t>六、回到那个储物间</w:t>
-      </w:r>
-    </w:p>
-    <w:p>
-      <w:r>
-        <w:t>如果那些设备还在，我现在大概能回答当年那个问题了。</w:t>
-      </w:r>
-    </w:p>
-    <w:p>
-      <w:r>
-        <w:t>它们落灰，不是因为不好，是因为出了医院之后，没有人接着管。方案断在医院门口，记录断在出院那天。</w:t>
-      </w:r>
-    </w:p>
-    <w:p>
-      <w:r>
-        <w:t>要做到不让它再落灰，五样东西得同时在位——医疗级家用设备、治疗数据物联网、院内—居家治疗闭环、六师共管、医院主导·第三方赋能。</w:t>
-      </w:r>
-    </w:p>
-    <w:p>
-      <w:r>
-        <w:t>少任何一样，它就会退回成"卖设备"，或者"做个 APP"。</w:t>
-      </w:r>
-    </w:p>
-    <w:p>
-      <w:r>
-        <w:t>三十年里我看过太多轮风口：设备卖过一轮又一轮，概念换过一个又一个。但这件小事一直没人真正解决——患者出了院，治疗就断了。</w:t>
-      </w:r>
-    </w:p>
-    <w:p>
-      <w:r>
-        <w:t>这套东西有人已经在做了。但我更想说的是：这不是某一家的生意，是这个行业欠患者的那一段，早该被补上了。</w:t>
-      </w:r>
-    </w:p>
-    <w:p>
-      <w:r>
-        <w:t>（以上内容仅为个人行业观察，所述服务由合作医疗机构提供。）</w:t>
-      </w:r>
-    </w:p>
-    <w:p>
-      <w:r>
-        <w:t>【互动引导】</w:t>
-      </w:r>
-    </w:p>
-    <w:p>
-      <w:r>
-        <w:t>如果你在医院或相关行业，也遇到过"设备送回家就不了了之"的情况，欢迎在评论区讲讲你看到的样子。也想听听：你觉得卡点到底在患者身上，还是在别的什么地方？</w:t>
-      </w:r>
-    </w:p>
-    <w:p>
       <w:pPr>
-        <w:pStyle w:val="Heading2"/>
+        <w:spacing w:after="120" w:line="336" w:lineRule="auto"/>
       </w:pPr>
       <w:r>
         <w:rPr>
           <w:rFonts w:ascii="微软雅黑" w:hAnsi="微软雅黑" w:eastAsia="微软雅黑"/>
-          <w:color w:val="0B6B5C"/>
         </w:rPr>
         <w:t>配图脚本</w:t>
       </w:r>
@@ -429,7 +558,7 @@
         <w:tc>
           <w:tcPr>
             <w:tcW w:type="dxa" w:w="1234"/>
-            <w:shd w:fill="0b6b5c" w:val="clear"/>
+            <w:shd w:fill="1A478A" w:val="clear"/>
           </w:tcPr>
           <w:p>
             <w:r/>
@@ -438,7 +567,7 @@
                 <w:rFonts w:ascii="微软雅黑" w:hAnsi="微软雅黑" w:eastAsia="微软雅黑"/>
                 <w:b/>
                 <w:color w:val="FFFFFF"/>
-                <w:sz w:val="18"/>
+                <w:sz w:val="20"/>
               </w:rPr>
               <w:t>图号</w:t>
             </w:r>
@@ -447,7 +576,7 @@
         <w:tc>
           <w:tcPr>
             <w:tcW w:type="dxa" w:w="1234"/>
-            <w:shd w:fill="0b6b5c" w:val="clear"/>
+            <w:shd w:fill="1A478A" w:val="clear"/>
           </w:tcPr>
           <w:p>
             <w:r/>
@@ -456,7 +585,7 @@
                 <w:rFonts w:ascii="微软雅黑" w:hAnsi="微软雅黑" w:eastAsia="微软雅黑"/>
                 <w:b/>
                 <w:color w:val="FFFFFF"/>
-                <w:sz w:val="18"/>
+                <w:sz w:val="20"/>
               </w:rPr>
               <w:t>插入位置</w:t>
             </w:r>
@@ -465,7 +594,7 @@
         <w:tc>
           <w:tcPr>
             <w:tcW w:type="dxa" w:w="1234"/>
-            <w:shd w:fill="0b6b5c" w:val="clear"/>
+            <w:shd w:fill="1A478A" w:val="clear"/>
           </w:tcPr>
           <w:p>
             <w:r/>
@@ -474,7 +603,7 @@
                 <w:rFonts w:ascii="微软雅黑" w:hAnsi="微软雅黑" w:eastAsia="微软雅黑"/>
                 <w:b/>
                 <w:color w:val="FFFFFF"/>
-                <w:sz w:val="18"/>
+                <w:sz w:val="20"/>
               </w:rPr>
               <w:t>画面内容</w:t>
             </w:r>
@@ -483,7 +612,7 @@
         <w:tc>
           <w:tcPr>
             <w:tcW w:type="dxa" w:w="1234"/>
-            <w:shd w:fill="0b6b5c" w:val="clear"/>
+            <w:shd w:fill="1A478A" w:val="clear"/>
           </w:tcPr>
           <w:p>
             <w:r/>
@@ -492,7 +621,7 @@
                 <w:rFonts w:ascii="微软雅黑" w:hAnsi="微软雅黑" w:eastAsia="微软雅黑"/>
                 <w:b/>
                 <w:color w:val="FFFFFF"/>
-                <w:sz w:val="18"/>
+                <w:sz w:val="20"/>
               </w:rPr>
               <w:t>图上文字</w:t>
             </w:r>
@@ -501,7 +630,7 @@
         <w:tc>
           <w:tcPr>
             <w:tcW w:type="dxa" w:w="1234"/>
-            <w:shd w:fill="0b6b5c" w:val="clear"/>
+            <w:shd w:fill="1A478A" w:val="clear"/>
           </w:tcPr>
           <w:p>
             <w:r/>
@@ -510,7 +639,7 @@
                 <w:rFonts w:ascii="微软雅黑" w:hAnsi="微软雅黑" w:eastAsia="微软雅黑"/>
                 <w:b/>
                 <w:color w:val="FFFFFF"/>
-                <w:sz w:val="18"/>
+                <w:sz w:val="20"/>
               </w:rPr>
               <w:t>尺寸比例</w:t>
             </w:r>
@@ -519,7 +648,7 @@
         <w:tc>
           <w:tcPr>
             <w:tcW w:type="dxa" w:w="1234"/>
-            <w:shd w:fill="0b6b5c" w:val="clear"/>
+            <w:shd w:fill="1A478A" w:val="clear"/>
           </w:tcPr>
           <w:p>
             <w:r/>
@@ -528,7 +657,7 @@
                 <w:rFonts w:ascii="微软雅黑" w:hAnsi="微软雅黑" w:eastAsia="微软雅黑"/>
                 <w:b/>
                 <w:color w:val="FFFFFF"/>
-                <w:sz w:val="18"/>
+                <w:sz w:val="20"/>
               </w:rPr>
               <w:t>风格备注</w:t>
             </w:r>
@@ -537,7 +666,7 @@
         <w:tc>
           <w:tcPr>
             <w:tcW w:type="dxa" w:w="1234"/>
-            <w:shd w:fill="0b6b5c" w:val="clear"/>
+            <w:shd w:fill="1A478A" w:val="clear"/>
           </w:tcPr>
           <w:p>
             <w:r/>
@@ -546,7 +675,7 @@
                 <w:rFonts w:ascii="微软雅黑" w:hAnsi="微软雅黑" w:eastAsia="微软雅黑"/>
                 <w:b/>
                 <w:color w:val="FFFFFF"/>
-                <w:sz w:val="18"/>
+                <w:sz w:val="20"/>
               </w:rPr>
               <w:t>来源建议</w:t>
             </w:r>
@@ -559,12 +688,16 @@
             <w:tcW w:type="dxa" w:w="1234"/>
           </w:tcPr>
           <w:p>
-            <w:r/>
             <w:r>
               <w:rPr>
                 <w:rFonts w:ascii="微软雅黑" w:hAnsi="微软雅黑" w:eastAsia="微软雅黑"/>
-                <w:b/>
-                <w:sz w:val="18"/>
+                <w:sz w:val="20"/>
+              </w:rPr>
+            </w:r>
+            <w:r>
+              <w:rPr>
+                <w:rFonts w:ascii="微软雅黑" w:hAnsi="微软雅黑" w:eastAsia="微软雅黑"/>
+                <w:sz w:val="20"/>
               </w:rPr>
               <w:t>1（封面图）</w:t>
             </w:r>
@@ -575,11 +708,16 @@
             <w:tcW w:type="dxa" w:w="1234"/>
           </w:tcPr>
           <w:p>
-            <w:r/>
             <w:r>
               <w:rPr>
                 <w:rFonts w:ascii="微软雅黑" w:hAnsi="微软雅黑" w:eastAsia="微软雅黑"/>
-                <w:sz w:val="18"/>
+                <w:sz w:val="20"/>
+              </w:rPr>
+            </w:r>
+            <w:r>
+              <w:rPr>
+                <w:rFonts w:ascii="微软雅黑" w:hAnsi="微软雅黑" w:eastAsia="微软雅黑"/>
+                <w:sz w:val="20"/>
               </w:rPr>
               <w:t>标题下方</w:t>
             </w:r>
@@ -590,13 +728,18 @@
             <w:tcW w:type="dxa" w:w="1234"/>
           </w:tcPr>
           <w:p>
-            <w:r/>
             <w:r>
               <w:rPr>
                 <w:rFonts w:ascii="微软雅黑" w:hAnsi="微软雅黑" w:eastAsia="微软雅黑"/>
-                <w:sz w:val="18"/>
+                <w:sz w:val="20"/>
               </w:rPr>
-              <w:t>一间储物间的角落，靠墙立着七八台大小不一的设备，表面落灰。画面偏灰白冷调，不出现任何品牌、型号、人物</w:t>
+            </w:r>
+            <w:r>
+              <w:rPr>
+                <w:rFonts w:ascii="微软雅黑" w:hAnsi="微软雅黑" w:eastAsia="微软雅黑"/>
+                <w:sz w:val="20"/>
+              </w:rPr>
+              <w:t>一台家用康复设备放在客厅角落的矮柜上，插着电，旁边是一份翻开的说明书。画面偏生活化但克制，不出现品牌、型号、人物</w:t>
             </w:r>
           </w:p>
         </w:tc>
@@ -605,13 +748,18 @@
             <w:tcW w:type="dxa" w:w="1234"/>
           </w:tcPr>
           <w:p>
-            <w:r/>
             <w:r>
               <w:rPr>
                 <w:rFonts w:ascii="微软雅黑" w:hAnsi="微软雅黑" w:eastAsia="微软雅黑"/>
-                <w:sz w:val="18"/>
+                <w:sz w:val="20"/>
               </w:rPr>
-              <w:t>储物间里的七八台设备</w:t>
+            </w:r>
+            <w:r>
+              <w:rPr>
+                <w:rFonts w:ascii="微软雅黑" w:hAnsi="微软雅黑" w:eastAsia="微软雅黑"/>
+                <w:sz w:val="20"/>
+              </w:rPr>
+              <w:t>它通电了，但没人知道这算不算治疗</w:t>
             </w:r>
           </w:p>
         </w:tc>
@@ -620,11 +768,16 @@
             <w:tcW w:type="dxa" w:w="1234"/>
           </w:tcPr>
           <w:p>
-            <w:r/>
             <w:r>
               <w:rPr>
                 <w:rFonts w:ascii="微软雅黑" w:hAnsi="微软雅黑" w:eastAsia="微软雅黑"/>
-                <w:sz w:val="18"/>
+                <w:sz w:val="20"/>
+              </w:rPr>
+            </w:r>
+            <w:r>
+              <w:rPr>
+                <w:rFonts w:ascii="微软雅黑" w:hAnsi="微软雅黑" w:eastAsia="微软雅黑"/>
+                <w:sz w:val="20"/>
               </w:rPr>
               <w:t>2.35:1</w:t>
             </w:r>
@@ -635,13 +788,18 @@
             <w:tcW w:type="dxa" w:w="1234"/>
           </w:tcPr>
           <w:p>
-            <w:r/>
             <w:r>
               <w:rPr>
                 <w:rFonts w:ascii="微软雅黑" w:hAnsi="微软雅黑" w:eastAsia="微软雅黑"/>
-                <w:sz w:val="18"/>
+                <w:sz w:val="20"/>
               </w:rPr>
-              <w:t>白底+灰调线描风格，克制、不煽情；设备用简笔轮廓画，不画具体型号</w:t>
+            </w:r>
+            <w:r>
+              <w:rPr>
+                <w:rFonts w:ascii="微软雅黑" w:hAnsi="微软雅黑" w:eastAsia="微软雅黑"/>
+                <w:sz w:val="20"/>
+              </w:rPr>
+              <w:t>白底+灰调线描风格；设备用简笔轮廓，说明书用几道横线示意</w:t>
             </w:r>
           </w:p>
         </w:tc>
@@ -650,11 +808,16 @@
             <w:tcW w:type="dxa" w:w="1234"/>
           </w:tcPr>
           <w:p>
-            <w:r/>
             <w:r>
               <w:rPr>
                 <w:rFonts w:ascii="微软雅黑" w:hAnsi="微软雅黑" w:eastAsia="微软雅黑"/>
-                <w:sz w:val="18"/>
+                <w:sz w:val="20"/>
+              </w:rPr>
+            </w:r>
+            <w:r>
+              <w:rPr>
+                <w:rFonts w:ascii="微软雅黑" w:hAnsi="微软雅黑" w:eastAsia="微软雅黑"/>
+                <w:sz w:val="20"/>
               </w:rPr>
               <w:t>自绘（Canva/稿定），线描图标拼合</w:t>
             </w:r>
@@ -668,12 +831,16 @@
             <w:shd w:fill="F5F7FA" w:val="clear"/>
           </w:tcPr>
           <w:p>
-            <w:r/>
             <w:r>
               <w:rPr>
                 <w:rFonts w:ascii="微软雅黑" w:hAnsi="微软雅黑" w:eastAsia="微软雅黑"/>
-                <w:b/>
-                <w:sz w:val="18"/>
+                <w:sz w:val="20"/>
+              </w:rPr>
+            </w:r>
+            <w:r>
+              <w:rPr>
+                <w:rFonts w:ascii="微软雅黑" w:hAnsi="微软雅黑" w:eastAsia="微软雅黑"/>
+                <w:sz w:val="20"/>
               </w:rPr>
               <w:t>2</w:t>
             </w:r>
@@ -685,13 +852,18 @@
             <w:shd w:fill="F5F7FA" w:val="clear"/>
           </w:tcPr>
           <w:p>
-            <w:r/>
             <w:r>
               <w:rPr>
                 <w:rFonts w:ascii="微软雅黑" w:hAnsi="微软雅黑" w:eastAsia="微软雅黑"/>
-                <w:sz w:val="18"/>
+                <w:sz w:val="20"/>
               </w:rPr>
-              <w:t>"一、储物间里的七八台设备"小节后</w:t>
+            </w:r>
+            <w:r>
+              <w:rPr>
+                <w:rFonts w:ascii="微软雅黑" w:hAnsi="微软雅黑" w:eastAsia="微软雅黑"/>
+                <w:sz w:val="20"/>
+              </w:rPr>
+              <w:t>"二、自己练和医生开的疗程"小节后</w:t>
             </w:r>
           </w:p>
         </w:tc>
@@ -701,13 +873,18 @@
             <w:shd w:fill="F5F7FA" w:val="clear"/>
           </w:tcPr>
           <w:p>
-            <w:r/>
             <w:r>
               <w:rPr>
                 <w:rFonts w:ascii="微软雅黑" w:hAnsi="微软雅黑" w:eastAsia="微软雅黑"/>
-                <w:sz w:val="18"/>
+                <w:sz w:val="20"/>
               </w:rPr>
-              <w:t>一台设备从画面左侧的"医院"门框走出到右侧"家"的屋内；设备身后有三根连线，依次断裂（第一根断口在门框处，第二根断在半路，第三根断在设备旁）</w:t>
+            </w:r>
+            <w:r>
+              <w:rPr>
+                <w:rFonts w:ascii="微软雅黑" w:hAnsi="微软雅黑" w:eastAsia="微软雅黑"/>
+                <w:sz w:val="20"/>
+              </w:rPr>
+              <w:t>左右对照两栏。左栏"自己练"：一个设备图标 + 一本说明书 + 一个问号；右栏"医生开的疗程"：四个方块，分别写"判断""参数""评估点""责任人"，四块连成一条完整链</w:t>
             </w:r>
           </w:p>
         </w:tc>
@@ -717,13 +894,18 @@
             <w:shd w:fill="F5F7FA" w:val="clear"/>
           </w:tcPr>
           <w:p>
-            <w:r/>
             <w:r>
               <w:rPr>
                 <w:rFonts w:ascii="微软雅黑" w:hAnsi="微软雅黑" w:eastAsia="微软雅黑"/>
-                <w:sz w:val="18"/>
+                <w:sz w:val="20"/>
               </w:rPr>
-              <w:t>方案断了 ／ 记录断了 ／ 陪伴断了</w:t>
+            </w:r>
+            <w:r>
+              <w:rPr>
+                <w:rFonts w:ascii="微软雅黑" w:hAnsi="微软雅黑" w:eastAsia="微软雅黑"/>
+                <w:sz w:val="20"/>
+              </w:rPr>
+              <w:t>左边是用电器，右边是治疗</w:t>
             </w:r>
           </w:p>
         </w:tc>
@@ -733,11 +915,16 @@
             <w:shd w:fill="F5F7FA" w:val="clear"/>
           </w:tcPr>
           <w:p>
-            <w:r/>
             <w:r>
               <w:rPr>
                 <w:rFonts w:ascii="微软雅黑" w:hAnsi="微软雅黑" w:eastAsia="微软雅黑"/>
-                <w:sz w:val="18"/>
+                <w:sz w:val="20"/>
+              </w:rPr>
+            </w:r>
+            <w:r>
+              <w:rPr>
+                <w:rFonts w:ascii="微软雅黑" w:hAnsi="微软雅黑" w:eastAsia="微软雅黑"/>
+                <w:sz w:val="20"/>
               </w:rPr>
               <w:t>16:9</w:t>
             </w:r>
@@ -749,13 +936,18 @@
             <w:shd w:fill="F5F7FA" w:val="clear"/>
           </w:tcPr>
           <w:p>
-            <w:r/>
             <w:r>
               <w:rPr>
                 <w:rFonts w:ascii="微软雅黑" w:hAnsi="微软雅黑" w:eastAsia="微软雅黑"/>
-                <w:sz w:val="18"/>
+                <w:sz w:val="20"/>
               </w:rPr>
-              <w:t>白底+品牌绿线条；三处断口用辅助金标出</w:t>
+            </w:r>
+            <w:r>
+              <w:rPr>
+                <w:rFonts w:ascii="微软雅黑" w:hAnsi="微软雅黑" w:eastAsia="微软雅黑"/>
+                <w:sz w:val="20"/>
+              </w:rPr>
+              <w:t>白底+品牌绿线条；左栏浅灰、右栏品牌绿，对比拉开</w:t>
             </w:r>
           </w:p>
         </w:tc>
@@ -765,11 +957,16 @@
             <w:shd w:fill="F5F7FA" w:val="clear"/>
           </w:tcPr>
           <w:p>
-            <w:r/>
             <w:r>
               <w:rPr>
                 <w:rFonts w:ascii="微软雅黑" w:hAnsi="微软雅黑" w:eastAsia="微软雅黑"/>
-                <w:sz w:val="18"/>
+                <w:sz w:val="20"/>
+              </w:rPr>
+            </w:r>
+            <w:r>
+              <w:rPr>
+                <w:rFonts w:ascii="微软雅黑" w:hAnsi="微软雅黑" w:eastAsia="微软雅黑"/>
+                <w:sz w:val="20"/>
               </w:rPr>
               <w:t>自绘（流程图风格）</w:t>
             </w:r>
@@ -782,12 +979,16 @@
             <w:tcW w:type="dxa" w:w="1234"/>
           </w:tcPr>
           <w:p>
-            <w:r/>
             <w:r>
               <w:rPr>
                 <w:rFonts w:ascii="微软雅黑" w:hAnsi="微软雅黑" w:eastAsia="微软雅黑"/>
-                <w:b/>
-                <w:sz w:val="18"/>
+                <w:sz w:val="20"/>
+              </w:rPr>
+            </w:r>
+            <w:r>
+              <w:rPr>
+                <w:rFonts w:ascii="微软雅黑" w:hAnsi="微软雅黑" w:eastAsia="微软雅黑"/>
+                <w:sz w:val="20"/>
               </w:rPr>
               <w:t>3</w:t>
             </w:r>
@@ -798,13 +999,18 @@
             <w:tcW w:type="dxa" w:w="1234"/>
           </w:tcPr>
           <w:p>
-            <w:r/>
             <w:r>
               <w:rPr>
                 <w:rFonts w:ascii="微软雅黑" w:hAnsi="微软雅黑" w:eastAsia="微软雅黑"/>
-                <w:sz w:val="18"/>
+                <w:sz w:val="20"/>
               </w:rPr>
-              <w:t>"二、为什么买一台回家练这条路走不通"小节后</w:t>
+            </w:r>
+            <w:r>
+              <w:rPr>
+                <w:rFonts w:ascii="微软雅黑" w:hAnsi="微软雅黑" w:eastAsia="微软雅黑"/>
+                <w:sz w:val="20"/>
+              </w:rPr>
+              <w:t>"三、我见过的那些半途而废"小节后</w:t>
             </w:r>
           </w:p>
         </w:tc>
@@ -813,13 +1019,18 @@
             <w:tcW w:type="dxa" w:w="1234"/>
           </w:tcPr>
           <w:p>
-            <w:r/>
             <w:r>
               <w:rPr>
                 <w:rFonts w:ascii="微软雅黑" w:hAnsi="微软雅黑" w:eastAsia="微软雅黑"/>
-                <w:sz w:val="18"/>
+                <w:sz w:val="20"/>
               </w:rPr>
-              <w:t>三栏并列，每栏一个图标各带一个禁止符号：①血压计/手环（旁注"只呈现状态"）②设备+纸箱（旁注"送回家就完了"）③上门的人形图标（旁注"必须持证执行"）</w:t>
+            </w:r>
+            <w:r>
+              <w:rPr>
+                <w:rFonts w:ascii="微软雅黑" w:hAnsi="微软雅黑" w:eastAsia="微软雅黑"/>
+                <w:sz w:val="20"/>
+              </w:rPr>
+              <w:t>一条折线图：横轴是第1天到第30天，曲线从高位开始，第10天微降，第20天后快速落到接近零。曲线上三个标注点：新鲜感、开始补做、彻底停下</w:t>
             </w:r>
           </w:p>
         </w:tc>
@@ -828,13 +1039,18 @@
             <w:tcW w:type="dxa" w:w="1234"/>
           </w:tcPr>
           <w:p>
-            <w:r/>
             <w:r>
               <w:rPr>
                 <w:rFonts w:ascii="微软雅黑" w:hAnsi="微软雅黑" w:eastAsia="微软雅黑"/>
-                <w:sz w:val="18"/>
+                <w:sz w:val="20"/>
               </w:rPr>
-              <w:t>监测不等于治疗 ／ 送回家不等于居家 ／ 上门不等于居家</w:t>
+            </w:r>
+            <w:r>
+              <w:rPr>
+                <w:rFonts w:ascii="微软雅黑" w:hAnsi="微软雅黑" w:eastAsia="微软雅黑"/>
+                <w:sz w:val="20"/>
+              </w:rPr>
+              <w:t>掉队不在开头，在第二三周</w:t>
             </w:r>
           </w:p>
         </w:tc>
@@ -843,11 +1059,16 @@
             <w:tcW w:type="dxa" w:w="1234"/>
           </w:tcPr>
           <w:p>
-            <w:r/>
             <w:r>
               <w:rPr>
                 <w:rFonts w:ascii="微软雅黑" w:hAnsi="微软雅黑" w:eastAsia="微软雅黑"/>
-                <w:sz w:val="18"/>
+                <w:sz w:val="20"/>
+              </w:rPr>
+            </w:r>
+            <w:r>
+              <w:rPr>
+                <w:rFonts w:ascii="微软雅黑" w:hAnsi="微软雅黑" w:eastAsia="微软雅黑"/>
+                <w:sz w:val="20"/>
               </w:rPr>
               <w:t>16:9</w:t>
             </w:r>
@@ -858,13 +1079,18 @@
             <w:tcW w:type="dxa" w:w="1234"/>
           </w:tcPr>
           <w:p>
-            <w:r/>
             <w:r>
               <w:rPr>
                 <w:rFonts w:ascii="微软雅黑" w:hAnsi="微软雅黑" w:eastAsia="微软雅黑"/>
-                <w:sz w:val="18"/>
+                <w:sz w:val="20"/>
               </w:rPr>
-              <w:t>三栏等宽，浅灰底分区；每栏顶部一个禁止符号</w:t>
+            </w:r>
+            <w:r>
+              <w:rPr>
+                <w:rFonts w:ascii="微软雅黑" w:hAnsi="微软雅黑" w:eastAsia="微软雅黑"/>
+                <w:sz w:val="20"/>
+              </w:rPr>
+              <w:t>白底；曲线品牌绿，标注点用辅助金；不放数据只放趋势</w:t>
             </w:r>
           </w:p>
         </w:tc>
@@ -873,13 +1099,18 @@
             <w:tcW w:type="dxa" w:w="1234"/>
           </w:tcPr>
           <w:p>
-            <w:r/>
             <w:r>
               <w:rPr>
                 <w:rFonts w:ascii="微软雅黑" w:hAnsi="微软雅黑" w:eastAsia="微软雅黑"/>
-                <w:sz w:val="18"/>
+                <w:sz w:val="20"/>
               </w:rPr>
-              <w:t>自绘（图标库拼合）</w:t>
+            </w:r>
+            <w:r>
+              <w:rPr>
+                <w:rFonts w:ascii="微软雅黑" w:hAnsi="微软雅黑" w:eastAsia="微软雅黑"/>
+                <w:sz w:val="20"/>
+              </w:rPr>
+              <w:t>自绘（趋势示意图）</w:t>
             </w:r>
           </w:p>
         </w:tc>
@@ -891,12 +1122,16 @@
             <w:shd w:fill="F5F7FA" w:val="clear"/>
           </w:tcPr>
           <w:p>
-            <w:r/>
             <w:r>
               <w:rPr>
                 <w:rFonts w:ascii="微软雅黑" w:hAnsi="微软雅黑" w:eastAsia="微软雅黑"/>
-                <w:b/>
-                <w:sz w:val="18"/>
+                <w:sz w:val="20"/>
+              </w:rPr>
+            </w:r>
+            <w:r>
+              <w:rPr>
+                <w:rFonts w:ascii="微软雅黑" w:hAnsi="微软雅黑" w:eastAsia="微软雅黑"/>
+                <w:sz w:val="20"/>
               </w:rPr>
               <w:t>4</w:t>
             </w:r>
@@ -908,13 +1143,18 @@
             <w:shd w:fill="F5F7FA" w:val="clear"/>
           </w:tcPr>
           <w:p>
-            <w:r/>
             <w:r>
               <w:rPr>
                 <w:rFonts w:ascii="微软雅黑" w:hAnsi="微软雅黑" w:eastAsia="微软雅黑"/>
-                <w:sz w:val="18"/>
+                <w:sz w:val="20"/>
               </w:rPr>
-              <w:t>"四、设备想不落灰，得补上四样东西"小节后</w:t>
+            </w:r>
+            <w:r>
+              <w:rPr>
+                <w:rFonts w:ascii="微软雅黑" w:hAnsi="微软雅黑" w:eastAsia="微软雅黑"/>
+                <w:sz w:val="20"/>
+              </w:rPr>
+              <w:t>"四、那这件事的出路在哪"小节后</w:t>
             </w:r>
           </w:p>
         </w:tc>
@@ -924,13 +1164,18 @@
             <w:shd w:fill="F5F7FA" w:val="clear"/>
           </w:tcPr>
           <w:p>
-            <w:r/>
             <w:r>
               <w:rPr>
                 <w:rFonts w:ascii="微软雅黑" w:hAnsi="微软雅黑" w:eastAsia="微软雅黑"/>
-                <w:sz w:val="18"/>
+                <w:sz w:val="20"/>
               </w:rPr>
-              <w:t>一条由四个环扣成的链条，环内分别为：方案（医师开方）、治疗（医疗级设备）、数据（自动回传）、人（有人管）。四环全部闭合、无断口</w:t>
+            </w:r>
+            <w:r>
+              <w:rPr>
+                <w:rFonts w:ascii="微软雅黑" w:hAnsi="微软雅黑" w:eastAsia="微软雅黑"/>
+                <w:sz w:val="20"/>
+              </w:rPr>
+              <w:t>四个环扣成的链条：方案（医生开）、过程（设备自报）、有人管、能算账。四环闭合无断口，右端接一个医院的图标</w:t>
             </w:r>
           </w:p>
         </w:tc>
@@ -940,13 +1185,18 @@
             <w:shd w:fill="F5F7FA" w:val="clear"/>
           </w:tcPr>
           <w:p>
-            <w:r/>
             <w:r>
               <w:rPr>
                 <w:rFonts w:ascii="微软雅黑" w:hAnsi="微软雅黑" w:eastAsia="微软雅黑"/>
-                <w:sz w:val="18"/>
+                <w:sz w:val="20"/>
               </w:rPr>
-              <w:t>四样东西，缺一个都不成立</w:t>
+            </w:r>
+            <w:r>
+              <w:rPr>
+                <w:rFonts w:ascii="微软雅黑" w:hAnsi="微软雅黑" w:eastAsia="微软雅黑"/>
+                <w:sz w:val="20"/>
+              </w:rPr>
+              <w:t>缺一环，它就会退回成"买了个东西"</w:t>
             </w:r>
           </w:p>
         </w:tc>
@@ -956,11 +1206,16 @@
             <w:shd w:fill="F5F7FA" w:val="clear"/>
           </w:tcPr>
           <w:p>
-            <w:r/>
             <w:r>
               <w:rPr>
                 <w:rFonts w:ascii="微软雅黑" w:hAnsi="微软雅黑" w:eastAsia="微软雅黑"/>
-                <w:sz w:val="18"/>
+                <w:sz w:val="20"/>
+              </w:rPr>
+            </w:r>
+            <w:r>
+              <w:rPr>
+                <w:rFonts w:ascii="微软雅黑" w:hAnsi="微软雅黑" w:eastAsia="微软雅黑"/>
+                <w:sz w:val="20"/>
               </w:rPr>
               <w:t>16:9</w:t>
             </w:r>
@@ -972,13 +1227,18 @@
             <w:shd w:fill="F5F7FA" w:val="clear"/>
           </w:tcPr>
           <w:p>
-            <w:r/>
             <w:r>
               <w:rPr>
                 <w:rFonts w:ascii="微软雅黑" w:hAnsi="微软雅黑" w:eastAsia="微软雅黑"/>
-                <w:sz w:val="18"/>
+                <w:sz w:val="20"/>
               </w:rPr>
-              <w:t>品牌绿圆环，环内文字白色；四环之间用辅助金扣件连接</w:t>
+            </w:r>
+            <w:r>
+              <w:rPr>
+                <w:rFonts w:ascii="微软雅黑" w:hAnsi="微软雅黑" w:eastAsia="微软雅黑"/>
+                <w:sz w:val="20"/>
+              </w:rPr>
+              <w:t>品牌绿圆环，环内文字白色；环间用辅助金扣件连接；医院图标用简笔线描</w:t>
             </w:r>
           </w:p>
         </w:tc>
@@ -988,11 +1248,16 @@
             <w:shd w:fill="F5F7FA" w:val="clear"/>
           </w:tcPr>
           <w:p>
-            <w:r/>
             <w:r>
               <w:rPr>
                 <w:rFonts w:ascii="微软雅黑" w:hAnsi="微软雅黑" w:eastAsia="微软雅黑"/>
-                <w:sz w:val="18"/>
+                <w:sz w:val="20"/>
+              </w:rPr>
+            </w:r>
+            <w:r>
+              <w:rPr>
+                <w:rFonts w:ascii="微软雅黑" w:hAnsi="微软雅黑" w:eastAsia="微软雅黑"/>
+                <w:sz w:val="20"/>
               </w:rPr>
               <w:t>自绘</w:t>
             </w:r>
@@ -1003,259 +1268,222 @@
     <w:p/>
     <w:p>
       <w:pPr>
-        <w:pStyle w:val="Heading2"/>
+        <w:spacing w:after="120" w:line="336" w:lineRule="auto"/>
       </w:pPr>
       <w:r>
         <w:rPr>
           <w:rFonts w:ascii="微软雅黑" w:hAnsi="微软雅黑" w:eastAsia="微软雅黑"/>
-          <w:color w:val="0B6B5C"/>
         </w:rPr>
         <w:t>配色与风格规范</w:t>
       </w:r>
     </w:p>
     <w:p>
       <w:pPr>
-        <w:pStyle w:val="ListBullet"/>
-        <w:spacing w:after="80" w:line="324" w:lineRule="auto"/>
+        <w:spacing w:after="120" w:line="336" w:lineRule="auto"/>
       </w:pPr>
       <w:r>
         <w:rPr>
           <w:rFonts w:ascii="微软雅黑" w:hAnsi="微软雅黑" w:eastAsia="微软雅黑"/>
-          <w:sz w:val="20"/>
         </w:rPr>
-        <w:t>- 品牌绿 #0b6b5c（主色，用于标题字、图形主体）</w:t>
+        <w:t>· 品牌绿 #0b6b5c（主色，用于标题字、图形主体）</w:t>
       </w:r>
     </w:p>
     <w:p>
       <w:pPr>
-        <w:pStyle w:val="ListBullet"/>
-        <w:spacing w:after="80" w:line="324" w:lineRule="auto"/>
+        <w:spacing w:after="120" w:line="336" w:lineRule="auto"/>
       </w:pPr>
       <w:r>
         <w:rPr>
           <w:rFonts w:ascii="微软雅黑" w:hAnsi="微软雅黑" w:eastAsia="微软雅黑"/>
-          <w:sz w:val="20"/>
         </w:rPr>
-        <w:t>- 辅助金 #c9a227（点缀，用于强调线、数字、箭头）</w:t>
+        <w:t>· 辅助金 #c9a227（点缀，用于强调线、数字、箭头）</w:t>
       </w:r>
     </w:p>
     <w:p>
       <w:pPr>
-        <w:pStyle w:val="ListBullet"/>
-        <w:spacing w:after="80" w:line="324" w:lineRule="auto"/>
+        <w:spacing w:after="120" w:line="336" w:lineRule="auto"/>
       </w:pPr>
       <w:r>
         <w:rPr>
           <w:rFonts w:ascii="微软雅黑" w:hAnsi="微软雅黑" w:eastAsia="微软雅黑"/>
-          <w:sz w:val="20"/>
         </w:rPr>
-        <w:t>- 白底为主，浅灰 #f5f7fa 作分区底</w:t>
+        <w:t>· 白底为主，浅灰 #f5f7fa 作分区底</w:t>
       </w:r>
     </w:p>
     <w:p>
       <w:pPr>
-        <w:pStyle w:val="ListBullet"/>
-        <w:spacing w:after="80" w:line="324" w:lineRule="auto"/>
+        <w:spacing w:after="120" w:line="336" w:lineRule="auto"/>
       </w:pPr>
       <w:r>
         <w:rPr>
           <w:rFonts w:ascii="微软雅黑" w:hAnsi="微软雅黑" w:eastAsia="微软雅黑"/>
-          <w:sz w:val="20"/>
         </w:rPr>
-        <w:t>- 字体：微软雅黑（标题加粗）；不用手写体、不用艺术字</w:t>
+        <w:t>· 字体：微软雅黑（标题加粗）；不用手写体、不用艺术字</w:t>
       </w:r>
     </w:p>
     <w:p>
       <w:pPr>
-        <w:pStyle w:val="ListBullet"/>
-        <w:spacing w:after="80" w:line="324" w:lineRule="auto"/>
+        <w:spacing w:after="120" w:line="336" w:lineRule="auto"/>
       </w:pPr>
       <w:r>
         <w:rPr>
           <w:rFonts w:ascii="微软雅黑" w:hAnsi="微软雅黑" w:eastAsia="微软雅黑"/>
-          <w:sz w:val="20"/>
         </w:rPr>
-        <w:t>- 图形优先：图标、箭头、流程框、对照栏。不用网上下载的医生、护士、老人摆拍照片</w:t>
+        <w:t>· 图形优先：图标、箭头、流程框、对照栏。不用网上下载的医生、护士、老人摆拍照片</w:t>
       </w:r>
     </w:p>
     <w:p>
       <w:pPr>
-        <w:pStyle w:val="ListBullet"/>
-        <w:spacing w:after="80" w:line="324" w:lineRule="auto"/>
+        <w:spacing w:after="120" w:line="336" w:lineRule="auto"/>
       </w:pPr>
       <w:r>
         <w:rPr>
           <w:rFonts w:ascii="微软雅黑" w:hAnsi="微软雅黑" w:eastAsia="微软雅黑"/>
-          <w:sz w:val="20"/>
         </w:rPr>
-        <w:t>- 封面图统一在右下角放品牌 logo 小尺寸（约画面宽度 8%，不抢眼）</w:t>
+        <w:t>· 封面图统一在右下角放品牌 logo 小尺寸（约画面宽度 8%，不抢眼）</w:t>
       </w:r>
     </w:p>
     <w:p>
       <w:pPr>
-        <w:pStyle w:val="Heading2"/>
+        <w:spacing w:after="120" w:line="336" w:lineRule="auto"/>
       </w:pPr>
       <w:r>
         <w:rPr>
           <w:rFonts w:ascii="微软雅黑" w:hAnsi="微软雅黑" w:eastAsia="微软雅黑"/>
-          <w:color w:val="0B6B5C"/>
         </w:rPr>
         <w:t>排版建议</w:t>
       </w:r>
     </w:p>
     <w:p>
       <w:pPr>
-        <w:pStyle w:val="ListBullet"/>
-        <w:spacing w:after="80" w:line="324" w:lineRule="auto"/>
+        <w:spacing w:after="120" w:line="336" w:lineRule="auto"/>
       </w:pPr>
       <w:r>
         <w:rPr>
           <w:rFonts w:ascii="微软雅黑" w:hAnsi="微软雅黑" w:eastAsia="微软雅黑"/>
-          <w:sz w:val="20"/>
         </w:rPr>
-        <w:t>- 每段不超过 4 行，手机上一屏能读完一段</w:t>
+        <w:t>· 每段不超过 4 行，手机上一屏能读完一段</w:t>
       </w:r>
     </w:p>
     <w:p>
       <w:pPr>
-        <w:pStyle w:val="ListBullet"/>
-        <w:spacing w:after="80" w:line="324" w:lineRule="auto"/>
+        <w:spacing w:after="120" w:line="336" w:lineRule="auto"/>
       </w:pPr>
       <w:r>
         <w:rPr>
           <w:rFonts w:ascii="微软雅黑" w:hAnsi="微软雅黑" w:eastAsia="微软雅黑"/>
-          <w:sz w:val="20"/>
         </w:rPr>
-        <w:t>- 小标题用品牌绿加粗，和正文拉开层次</w:t>
+        <w:t>· 小标题用品牌绿加粗，和正文拉开层次</w:t>
       </w:r>
     </w:p>
     <w:p>
       <w:pPr>
-        <w:pStyle w:val="ListBullet"/>
-        <w:spacing w:after="80" w:line="324" w:lineRule="auto"/>
+        <w:spacing w:after="120" w:line="336" w:lineRule="auto"/>
       </w:pPr>
       <w:r>
         <w:rPr>
           <w:rFonts w:ascii="微软雅黑" w:hAnsi="微软雅黑" w:eastAsia="微软雅黑"/>
-          <w:sz w:val="20"/>
         </w:rPr>
-        <w:t>- 封面图决定打开率，标题字要占画面三分之二</w:t>
+        <w:t>· 封面图决定打开率，标题字要占画面三分之二</w:t>
       </w:r>
     </w:p>
     <w:p>
       <w:pPr>
-        <w:pStyle w:val="ListBullet"/>
-        <w:spacing w:after="80" w:line="324" w:lineRule="auto"/>
+        <w:spacing w:after="120" w:line="336" w:lineRule="auto"/>
       </w:pPr>
       <w:r>
         <w:rPr>
           <w:rFonts w:ascii="微软雅黑" w:hAnsi="微软雅黑" w:eastAsia="微软雅黑"/>
-          <w:sz w:val="20"/>
         </w:rPr>
-        <w:t>- 每张图之间至少隔 1 个自然段，不要连着放</w:t>
+        <w:t>· 每张图之间至少隔 1 个自然段，不要连着放</w:t>
       </w:r>
     </w:p>
     <w:p>
       <w:pPr>
-        <w:pStyle w:val="Heading2"/>
+        <w:spacing w:after="120" w:line="336" w:lineRule="auto"/>
       </w:pPr>
       <w:r>
         <w:rPr>
           <w:rFonts w:ascii="微软雅黑" w:hAnsi="微软雅黑" w:eastAsia="微软雅黑"/>
-          <w:color w:val="0B6B5C"/>
         </w:rPr>
         <w:t>发布检查清单</w:t>
       </w:r>
     </w:p>
     <w:p>
       <w:pPr>
-        <w:pStyle w:val="ListBullet"/>
-        <w:spacing w:after="80" w:line="324" w:lineRule="auto"/>
+        <w:spacing w:after="120" w:line="336" w:lineRule="auto"/>
       </w:pPr>
       <w:r>
         <w:rPr>
           <w:rFonts w:ascii="微软雅黑" w:hAnsi="微软雅黑" w:eastAsia="微软雅黑"/>
-          <w:sz w:val="20"/>
         </w:rPr>
-        <w:t>- [ ] 配图已按本表全部做好，图上文字与表内一字不差</w:t>
+        <w:t>· [ ] 配图已按本表全部做好，图上文字与表内一字不差</w:t>
       </w:r>
     </w:p>
     <w:p>
       <w:pPr>
-        <w:pStyle w:val="ListBullet"/>
-        <w:spacing w:after="80" w:line="324" w:lineRule="auto"/>
+        <w:spacing w:after="120" w:line="336" w:lineRule="auto"/>
       </w:pPr>
       <w:r>
         <w:rPr>
           <w:rFonts w:ascii="微软雅黑" w:hAnsi="微软雅黑" w:eastAsia="微软雅黑"/>
-          <w:sz w:val="20"/>
         </w:rPr>
-        <w:t>- [ ] 封面图尺寸比例已按本表设置</w:t>
+        <w:t>· [ ] 封面图尺寸比例已按本表设置</w:t>
       </w:r>
     </w:p>
     <w:p>
       <w:pPr>
-        <w:pStyle w:val="ListBullet"/>
-        <w:spacing w:after="80" w:line="324" w:lineRule="auto"/>
+        <w:spacing w:after="120" w:line="336" w:lineRule="auto"/>
       </w:pPr>
       <w:r>
         <w:rPr>
           <w:rFonts w:ascii="微软雅黑" w:hAnsi="微软雅黑" w:eastAsia="微软雅黑"/>
-          <w:sz w:val="20"/>
         </w:rPr>
-        <w:t>- [ ] 未使用网上下载的医生护士摆拍照片</w:t>
+        <w:t>· [ ] 未使用网上下载的医生护士摆拍照片</w:t>
       </w:r>
     </w:p>
     <w:p>
       <w:pPr>
-        <w:pStyle w:val="ListBullet"/>
-        <w:spacing w:after="80" w:line="324" w:lineRule="auto"/>
+        <w:spacing w:after="120" w:line="336" w:lineRule="auto"/>
       </w:pPr>
       <w:r>
         <w:rPr>
           <w:rFonts w:ascii="微软雅黑" w:hAnsi="微软雅黑" w:eastAsia="微软雅黑"/>
-          <w:sz w:val="20"/>
         </w:rPr>
-        <w:t>- [ ] 未出现医院全名、医生姓名、患者真实照片</w:t>
+        <w:t>· [ ] 未出现医院全名、医生姓名、患者真实照片</w:t>
       </w:r>
     </w:p>
     <w:p>
       <w:pPr>
-        <w:pStyle w:val="ListBullet"/>
-        <w:spacing w:after="80" w:line="324" w:lineRule="auto"/>
+        <w:spacing w:after="120" w:line="336" w:lineRule="auto"/>
       </w:pPr>
       <w:r>
         <w:rPr>
           <w:rFonts w:ascii="微软雅黑" w:hAnsi="微软雅黑" w:eastAsia="微软雅黑"/>
-          <w:sz w:val="20"/>
         </w:rPr>
-        <w:t>- [ ] 未出现"上门康复服务""包治""根治""治愈率"等表述</w:t>
+        <w:t>· [ ] 未出现"上门康复服务""包治""根治""治愈率"等表述</w:t>
       </w:r>
     </w:p>
     <w:p>
       <w:pPr>
-        <w:pStyle w:val="ListBullet"/>
-        <w:spacing w:after="80" w:line="324" w:lineRule="auto"/>
+        <w:spacing w:after="120" w:line="336" w:lineRule="auto"/>
       </w:pPr>
       <w:r>
         <w:rPr>
           <w:rFonts w:ascii="微软雅黑" w:hAnsi="微软雅黑" w:eastAsia="微软雅黑"/>
-          <w:sz w:val="20"/>
         </w:rPr>
-        <w:t>- [ ] 品牌 logo 未放大到抢眼位置</w:t>
+        <w:t>· [ ] 品牌 logo 未放大到抢眼位置</w:t>
       </w:r>
     </w:p>
     <w:p>
       <w:pPr>
-        <w:pStyle w:val="ListBullet"/>
-        <w:spacing w:after="80" w:line="324" w:lineRule="auto"/>
+        <w:spacing w:after="120" w:line="336" w:lineRule="auto"/>
       </w:pPr>
       <w:r>
         <w:rPr>
           <w:rFonts w:ascii="微软雅黑" w:hAnsi="微软雅黑" w:eastAsia="微软雅黑"/>
-          <w:sz w:val="20"/>
         </w:rPr>
-        <w:t>- [ ] 全文未出现具体承诺性效果表述</w:t>
+        <w:t>· [ ] 全文未出现具体承诺性效果表述</w:t>
       </w:r>
     </w:p>
     <w:sectPr>
@@ -1632,8 +1860,8 @@
     <w:qFormat/>
     <w:rsid w:val="00FC693F"/>
     <w:rPr>
-      <w:rFonts w:ascii="微软雅黑" w:hAnsi="微软雅黑"/>
-      <w:sz w:val="21"/>
+      <w:rFonts w:ascii="微软雅黑" w:hAnsi="微软雅黑" w:eastAsia="微软雅黑"/>
+      <w:sz w:val="22"/>
     </w:rPr>
   </w:style>
   <w:style w:type="paragraph" w:styleId="Header">
@@ -1695,7 +1923,7 @@
       <w:outlineLvl w:val="0"/>
     </w:pPr>
     <w:rPr>
-      <w:rFonts w:asciiTheme="majorHAnsi" w:eastAsiaTheme="majorEastAsia" w:hAnsiTheme="majorHAnsi" w:cstheme="majorBidi"/>
+      <w:rFonts w:asciiTheme="majorHAnsi" w:eastAsiaTheme="majorEastAsia" w:hAnsiTheme="majorHAnsi" w:cstheme="majorBidi" w:eastAsia="微软雅黑"/>
       <w:b/>
       <w:bCs/>
       <w:color w:val="365F91" w:themeColor="accent1" w:themeShade="BF"/>
@@ -1719,7 +1947,7 @@
       <w:outlineLvl w:val="1"/>
     </w:pPr>
     <w:rPr>
-      <w:rFonts w:asciiTheme="majorHAnsi" w:eastAsiaTheme="majorEastAsia" w:hAnsiTheme="majorHAnsi" w:cstheme="majorBidi"/>
+      <w:rFonts w:asciiTheme="majorHAnsi" w:eastAsiaTheme="majorEastAsia" w:hAnsiTheme="majorHAnsi" w:cstheme="majorBidi" w:eastAsia="微软雅黑"/>
       <w:b/>
       <w:bCs/>
       <w:color w:val="4F81BD" w:themeColor="accent1"/>
@@ -1743,7 +1971,7 @@
       <w:outlineLvl w:val="2"/>
     </w:pPr>
     <w:rPr>
-      <w:rFonts w:asciiTheme="majorHAnsi" w:eastAsiaTheme="majorEastAsia" w:hAnsiTheme="majorHAnsi" w:cstheme="majorBidi"/>
+      <w:rFonts w:asciiTheme="majorHAnsi" w:eastAsiaTheme="majorEastAsia" w:hAnsiTheme="majorHAnsi" w:cstheme="majorBidi" w:eastAsia="微软雅黑"/>
       <w:b/>
       <w:bCs/>
       <w:color w:val="4F81BD" w:themeColor="accent1"/>
@@ -1766,7 +1994,7 @@
       <w:outlineLvl w:val="3"/>
     </w:pPr>
     <w:rPr>
-      <w:rFonts w:asciiTheme="majorHAnsi" w:eastAsiaTheme="majorEastAsia" w:hAnsiTheme="majorHAnsi" w:cstheme="majorBidi"/>
+      <w:rFonts w:asciiTheme="majorHAnsi" w:eastAsiaTheme="majorEastAsia" w:hAnsiTheme="majorHAnsi" w:cstheme="majorBidi" w:eastAsia="微软雅黑"/>
       <w:b/>
       <w:bCs/>
       <w:i/>
